--- a/QED Course/Lesson 40 The Covariant Derivative.docx
+++ b/QED Course/Lesson 40 The Covariant Derivative.docx
@@ -66,7 +66,7 @@
     </w:p>
     <w:p>
       <w:r>
-        <w:t>D_μ has appeared in this course as a tool: replace ∂_μ by D_μ, and local phase invariance is restored. This lesson turns the tool around and studies it as an object worth understanding on its own terms. Two questions drive it. First, how does D_μ interact with products of fields, especially fields of different charge, such as the ψ̄ψ combinations that appear constantly in the Dirac Lagrangian? Second, what is the meaning of the commutator [D_μ,D_ν], previewed without proof in Lesson 38, Section 5.3? The answer to the second question, [D_μ,D_ν]=iqF_μν, is not a curiosity; it is the cleanest possible definition of the field strength tensor, and it explains, from first principles, why F_μν is gauge invariant even though D_μ itself is not. Expect five to seven hours.</w:t>
+        <w:t>D_μ has appeared in this course as a tool: replace ∂_μ by D_μ, and local phase invariance is restored. This lesson turns the tool around and studies it as an object worth understanding on its own terms. Two questions drive it. First, how does D_μ interact with products of fields, especially fields of different charge, such as the ψ̄ψ combinations that appear constantly in the Dirac Lagrangian? Second, what is the meaning of the commutator [D_μ,D_ν], previewed without proof in Lesson 38, Section 5? The answer to the second question, [D_μ,D_ν]=iqF_μν, is not a curiosity; it is the cleanest possible definition of the field strength tensor, and it explains, from first principles, why F_μν is gauge invariant even though D_μ itself is not. Expect five to seven hours.</w:t>
       </w:r>
     </w:p>
     <w:p>
@@ -606,25 +606,7 @@
     </w:p>
     <w:p>
       <w:r>
-        <w:t>φ</w:t>
-      </w:r>
-      <w:r>
-        <w:rPr>
-          <w:i/>
-        </w:rPr>
-        <w:t xml:space="preserve"> transforms as φ</w:t>
-      </w:r>
-      <w:r>
-        <w:t xml:space="preserve"> → e^(+iqα)φ</w:t>
-      </w:r>
-      <w:r>
-        <w:rPr>
-          <w:i/>
-        </w:rPr>
-        <w:t>, since conjugating φ→e^(−iqα)φ conjugates the phase as well; φ</w:t>
-      </w:r>
-      <w:r>
-        <w:t xml:space="preserve"> therefore has charge −q. Conjugating D_μφ = ∂_μφ + iqA_μφ directly, using that A_μ is real,</w:t>
+        <w:t>φ* transforms as φ* → e^(+iqα)φ*, since conjugating φ→e^(−iqα)φ conjugates the phase as well; φ* therefore has charge −q. Conjugating D_μφ = ∂_μφ + iqA_μφ directly, using that A_μ is real,</w:t>
       </w:r>
     </w:p>
     <w:p>
@@ -722,16 +704,7 @@
     </w:p>
     <w:p>
       <w:r>
-        <w:t>which is exactly the covariant derivative of φ</w:t>
-      </w:r>
-      <w:r>
-        <w:rPr>
-          <w:i/>
-        </w:rPr>
-        <w:t xml:space="preserve"> built with charge −q, not +q. Writing D_μ^((q)) to make the charge explicit only where needed for clarity, this reads (D_μ^((q))φ)^</w:t>
-      </w:r>
-      <w:r>
-        <w:t xml:space="preserve"> = D_μ^((−q))φ^*: conjugating a covariant derivative is equivalent to using the covariant derivative appropriate to the conjugate field's own, opposite charge. Lesson 21's Dirac adjoint ψ̄ = ψ†γ⁰ behaves the same way, transforming as ψ̄ → e^(+iqα)ψ̄ (Lesson 21, Section 2.1, applied to the local case), so</w:t>
+        <w:t>which is exactly the covariant derivative of φ* built with charge −q, not +q. Writing D_μ^((q)) to make the charge explicit only where needed for clarity, this reads (D_μ^((q))φ)^* = D_μ^((−q))φ^*: conjugating a covariant derivative is equivalent to using the covariant derivative appropriate to the conjugate field's own, opposite charge. Lesson 21's Dirac adjoint ψ̄ = ψ†γ⁰ behaves the same way, transforming as ψ̄ → e^(+iqα)ψ̄ (Lesson 21, Section 2.1, applied to the local case), so</w:t>
       </w:r>
     </w:p>
     <w:p>
@@ -1851,7 +1824,7 @@
     </w:p>
     <w:p>
       <w:r>
-        <w:t>exactly the identity previewed without proof in Lesson 38, Section 5.3, now derived in full. Since this holds for the φ used in the derivation regardless of its specific form, and Section 1.2 showed the same D_μ structure governs any field of definite charge, the identity [D_μ,D_ν] = iqF_μν holds as an operator identity, valid acting on any field of charge q, not only the particular φ used to derive it.</w:t>
+        <w:t>exactly the identity previewed without proof in Lesson 38, Section 5, now derived in full. Since this holds for the φ used in the derivation regardless of its specific form, and Section 1.2 showed the same D_μ structure governs any field of definite charge, the identity [D_μ,D_ν] = iqF_μν holds as an operator identity, valid acting on any field of charge q, not only the particular φ used to derive it.</w:t>
       </w:r>
     </w:p>
     <w:p>
@@ -2424,16 +2397,7 @@
         </w:numPr>
       </w:pPr>
       <w:r>
-        <w:t>A conjugate or adjoint field carries the opposite charge, so D_μφ</w:t>
-      </w:r>
-      <w:r>
-        <w:rPr>
-          <w:i/>
-        </w:rPr>
-        <w:t xml:space="preserve"> = ∂_μφ</w:t>
-      </w:r>
-      <w:r>
-        <w:t>−iqA_μφ* and D_μψ̄ = ∂_μψ̄−iqA_μψ̄.</w:t>
+        <w:t>A conjugate or adjoint field carries the opposite charge, so D_μφ* = ∂_μφ*−iqA_μφ* and D_μψ̄ = ∂_μψ̄−iqA_μψ̄.</w:t>
       </w:r>
     </w:p>
     <w:p>
@@ -2680,16 +2644,7 @@
           </w:tcPr>
           <w:p>
             <w:r>
-              <w:t>Show that (D_μφ)</w:t>
-            </w:r>
-            <w:r>
-              <w:rPr>
-                <w:i/>
-              </w:rPr>
-              <w:t xml:space="preserve"> ≠ D_μ(φ</w:t>
-            </w:r>
-            <w:r>
-              <w:t>) in general (i.e. conjugating does not commute naively with the same D_μ), and state the correct relation from Section 1.2.</w:t>
+              <w:t>Show that (D_μφ)* ≠ D_μ(φ*) in general (i.e. conjugating does not commute naively with the same D_μ), and state the correct relation from Section 1.2.</w:t>
             </w:r>
           </w:p>
         </w:tc>
@@ -3224,61 +3179,7 @@
         <w:t xml:space="preserve"> </w:t>
       </w:r>
       <w:r>
-        <w:t>Directly, D_μ(φ</w:t>
-      </w:r>
-      <w:r>
-        <w:rPr>
-          <w:i/>
-        </w:rPr>
-        <w:t>)=∂_μφ</w:t>
-      </w:r>
-      <w:r>
-        <w:t>+iqA_μφ</w:t>
-      </w:r>
-      <w:r>
-        <w:rPr>
-          <w:i/>
-        </w:rPr>
-        <w:t xml:space="preserve"> (using the SAME D_μ, with charge q, applied naively to φ</w:t>
-      </w:r>
-      <w:r>
-        <w:t>), whereas conjugating D_μφ gives (D_μφ)</w:t>
-      </w:r>
-      <w:r>
-        <w:rPr>
-          <w:i/>
-        </w:rPr>
-        <w:t>=∂_μφ</w:t>
-      </w:r>
-      <w:r>
-        <w:t>−iqA_μφ</w:t>
-      </w:r>
-      <w:r>
-        <w:rPr>
-          <w:i/>
-        </w:rPr>
-        <w:t>, which has the opposite sign on the A_μ term; these disagree unless q=0, so D_μ(φ</w:t>
-      </w:r>
-      <w:r>
-        <w:t>)≠(D_μφ)</w:t>
-      </w:r>
-      <w:r>
-        <w:rPr>
-          <w:i/>
-        </w:rPr>
-        <w:t xml:space="preserve"> in general. The correct relation, from Section 1.2, is (D_μφ)</w:t>
-      </w:r>
-      <w:r>
-        <w:t>=∂_μφ</w:t>
-      </w:r>
-      <w:r>
-        <w:rPr>
-          <w:i/>
-        </w:rPr>
-        <w:t>−iqA_μφ</w:t>
-      </w:r>
-      <w:r>
-        <w:t>, i.e. the covariant derivative appropriate to φ*'s own charge −q, not the same D_μ used for φ.</w:t>
+        <w:t>Directly, D_μ(φ*)=∂_μφ*+iqA_μφ* (using the SAME D_μ, with charge q, applied naively to φ*), whereas conjugating D_μφ gives (D_μφ)*=∂_μφ*−iqA_μφ*, which has the opposite sign on the A_μ term; these disagree unless q=0, so D_μ(φ*)≠(D_μφ)* in general. The correct relation, from Section 1.2, is (D_μφ)*=∂_μφ*−iqA_μφ*, i.e. the covariant derivative appropriate to φ*'s own charge −q, not the same D_μ used for φ.</w:t>
       </w:r>
     </w:p>
     <w:p>
@@ -3292,43 +3193,7 @@
         <w:t xml:space="preserve"> </w:t>
       </w:r>
       <w:r>
-        <w:t>(D_μφ)</w:t>
-      </w:r>
-      <w:r>
-        <w:rPr>
-          <w:i/>
-        </w:rPr>
-        <w:t>D^μφ = (∂_μφ</w:t>
-      </w:r>
-      <w:r>
-        <w:t>−iqA_μφ</w:t>
-      </w:r>
-      <w:r>
-        <w:rPr>
-          <w:i/>
-        </w:rPr>
-        <w:t>)(∂^μφ+iqA^μφ), and its own complex conjugate is [(D_μφ)</w:t>
-      </w:r>
-      <w:r>
-        <w:t>D^μφ]</w:t>
-      </w:r>
-      <w:r>
-        <w:rPr>
-          <w:i/>
-        </w:rPr>
-        <w:t xml:space="preserve"> = (D_μφ)(D^μφ)</w:t>
-      </w:r>
-      <w:r>
-        <w:t xml:space="preserve"> = (∂_μφ+iqA_μφ)(∂^μφ</w:t>
-      </w:r>
-      <w:r>
-        <w:rPr>
-          <w:i/>
-        </w:rPr>
-        <w:t>−iqA^μφ</w:t>
-      </w:r>
-      <w:r>
-        <w:t>), which is the same expression with the two factors swapped; since ordinary multiplication of these expanded terms is commutative, the product is unchanged under this swap combined with complex conjugation, so (D_μφ)*D^μφ equals its own conjugate and is real, matching Lesson 38's requirement for a physically sensible kinetic term.</w:t>
+        <w:t>(D_μφ)*D^μφ = (∂_μφ*−iqA_μφ*)(∂^μφ+iqA^μφ), and its own complex conjugate is [(D_μφ)*D^μφ]* = (D_μφ)(D^μφ)* = (∂_μφ+iqA_μφ)(∂^μφ*−iqA^μφ*), which is the same expression with the two factors swapped; since ordinary multiplication of these expanded terms is commutative, the product is unchanged under this swap combined with complex conjugation, so (D_μφ)*D^μφ equals its own conjugate and is real, matching Lesson 38's requirement for a physically sensible kinetic term.</w:t>
       </w:r>
     </w:p>
     <w:p>
